--- a/Backend/Director_Disclosure/Output_Disclosures/2024-25/ADANI_RENEWABLE_ENERGY_FIFTY_ONE_LIMITED/DIR-8/DIR8_Manish_Karna_07387787.docx
+++ b/Backend/Director_Disclosure/Output_Disclosures/2024-25/ADANI_RENEWABLE_ENERGY_FIFTY_ONE_LIMITED/DIR-8/DIR8_Manish_Karna_07387787.docx
@@ -189,7 +189,7 @@
           <w:b w:val="0"/>
           <w:sz w:val="23"/>
         </w:rPr>
-        <w:t>I, Manish Karna, son/daughter of Mr. Shri Govind Lal Karna , resident of B-502, KAIVALYADHAM PART 2, SHYAMAL CHAR RASTA, NR. RADIO MIRCHI TOWER, SATELLITE, AMBAWADI, AHMEDABAD - 380 015, India hereby give notice that I am/was a Director in the following companies during the last three years:-</w:t>
+        <w:t>I, MANISH KARNA, son/daughter of Mr. Shri Govind Lal Karna , resident of B-502, KAIVALYADHAM PART 2, SHYAMAL CHAR RASTA, NR. RADIO MIRCHI TOWER, SATELLITE, AMBAWADI, AHMEDABAD - 380 015, India hereby give notice that I am/was a Director in the following companies during the last three years:-</w:t>
       </w:r>
     </w:p>
     <w:p>
@@ -340,7 +340,7 @@
                 <w:b w:val="0"/>
                 <w:sz w:val="23"/>
               </w:rPr>
-              <w:t>ADANI RENEWABLE ENERGY FIFTY ONE LIMITED</w:t>
+              <w:t>ARE64L STEP-ONE RENEWABLE ENERGY LIMITED</w:t>
             </w:r>
           </w:p>
         </w:tc>
@@ -359,7 +359,7 @@
                 <w:b w:val="0"/>
                 <w:sz w:val="23"/>
               </w:rPr>
-              <w:t>21/06/2025</w:t>
+              <w:t>07/05/2026</w:t>
             </w:r>
           </w:p>
         </w:tc>
@@ -410,7 +410,7 @@
                 <w:b w:val="0"/>
                 <w:sz w:val="23"/>
               </w:rPr>
-              <w:t>ADANI RENEWABLE ENERGY TWENTY LIMITED</w:t>
+              <w:t>ARE64L STEP-TWO RENEWABLE ENERGY LIMITED</w:t>
             </w:r>
           </w:p>
         </w:tc>
@@ -429,7 +429,7 @@
                 <w:b w:val="0"/>
                 <w:sz w:val="23"/>
               </w:rPr>
-              <w:t>19/06/2025</w:t>
+              <w:t>07/05/2026</w:t>
             </w:r>
           </w:p>
         </w:tc>
@@ -480,7 +480,7 @@
                 <w:b w:val="0"/>
                 <w:sz w:val="23"/>
               </w:rPr>
-              <w:t>ADANI RENEWABLE ENERGY TWENTY ONE LIMITED</w:t>
+              <w:t>ADANI RENEWABLE ENERGY FIFTY ONE LIMITED</w:t>
             </w:r>
           </w:p>
         </w:tc>
@@ -499,7 +499,7 @@
                 <w:b w:val="0"/>
                 <w:sz w:val="23"/>
               </w:rPr>
-              <w:t>19/06/2025</w:t>
+              <w:t>21/06/2025</w:t>
             </w:r>
           </w:p>
         </w:tc>
@@ -620,6 +620,146 @@
                 <w:b w:val="0"/>
                 <w:sz w:val="23"/>
               </w:rPr>
+              <w:t>ADANI RENEWABLE ENERGY TWENTY LIMITED</w:t>
+            </w:r>
+          </w:p>
+        </w:tc>
+        <w:tc>
+          <w:tcPr>
+            <w:tcW w:type="dxa" w:w="2610"/>
+          </w:tcPr>
+          <w:p>
+            <w:pPr>
+              <w:spacing w:after="0"/>
+              <w:jc w:val="center"/>
+            </w:pPr>
+            <w:r>
+              <w:rPr>
+                <w:rFonts w:ascii="Adani" w:hAnsi="Adani" w:eastAsia="Adani" w:cs="Adani"/>
+                <w:b w:val="0"/>
+                <w:sz w:val="23"/>
+              </w:rPr>
+              <w:t>19/06/2025</w:t>
+            </w:r>
+          </w:p>
+        </w:tc>
+        <w:tc>
+          <w:tcPr>
+            <w:tcW w:type="dxa" w:w="2250"/>
+          </w:tcPr>
+          <w:p>
+            <w:pPr>
+              <w:spacing w:after="0"/>
+              <w:jc w:val="center"/>
+            </w:pPr>
+          </w:p>
+        </w:tc>
+      </w:tr>
+      <w:tr>
+        <w:tc>
+          <w:tcPr>
+            <w:tcW w:type="dxa" w:w="636"/>
+          </w:tcPr>
+          <w:p>
+            <w:pPr>
+              <w:spacing w:after="0"/>
+              <w:ind w:left="360"/>
+            </w:pPr>
+            <w:r>
+              <w:rPr>
+                <w:rFonts w:ascii="Adani" w:hAnsi="Adani" w:eastAsia="Adani" w:cs="Adani"/>
+                <w:b w:val="0"/>
+                <w:sz w:val="23"/>
+              </w:rPr>
+              <w:t>6</w:t>
+            </w:r>
+          </w:p>
+        </w:tc>
+        <w:tc>
+          <w:tcPr>
+            <w:tcW w:type="dxa" w:w="3864"/>
+          </w:tcPr>
+          <w:p>
+            <w:pPr>
+              <w:spacing w:after="0"/>
+              <w:jc w:val="both"/>
+            </w:pPr>
+            <w:r>
+              <w:rPr>
+                <w:rFonts w:ascii="Adani" w:hAnsi="Adani" w:eastAsia="Adani" w:cs="Adani"/>
+                <w:b w:val="0"/>
+                <w:sz w:val="23"/>
+              </w:rPr>
+              <w:t>ADANI RENEWABLE ENERGY TWENTY ONE LIMITED</w:t>
+            </w:r>
+          </w:p>
+        </w:tc>
+        <w:tc>
+          <w:tcPr>
+            <w:tcW w:type="dxa" w:w="2610"/>
+          </w:tcPr>
+          <w:p>
+            <w:pPr>
+              <w:spacing w:after="0"/>
+              <w:jc w:val="center"/>
+            </w:pPr>
+            <w:r>
+              <w:rPr>
+                <w:rFonts w:ascii="Adani" w:hAnsi="Adani" w:eastAsia="Adani" w:cs="Adani"/>
+                <w:b w:val="0"/>
+                <w:sz w:val="23"/>
+              </w:rPr>
+              <w:t>19/06/2025</w:t>
+            </w:r>
+          </w:p>
+        </w:tc>
+        <w:tc>
+          <w:tcPr>
+            <w:tcW w:type="dxa" w:w="2250"/>
+          </w:tcPr>
+          <w:p>
+            <w:pPr>
+              <w:spacing w:after="0"/>
+              <w:jc w:val="center"/>
+            </w:pPr>
+          </w:p>
+        </w:tc>
+      </w:tr>
+      <w:tr>
+        <w:tc>
+          <w:tcPr>
+            <w:tcW w:type="dxa" w:w="636"/>
+          </w:tcPr>
+          <w:p>
+            <w:pPr>
+              <w:spacing w:after="0"/>
+              <w:ind w:left="360"/>
+            </w:pPr>
+            <w:r>
+              <w:rPr>
+                <w:rFonts w:ascii="Adani" w:hAnsi="Adani" w:eastAsia="Adani" w:cs="Adani"/>
+                <w:b w:val="0"/>
+                <w:sz w:val="23"/>
+              </w:rPr>
+              <w:t>7</w:t>
+            </w:r>
+          </w:p>
+        </w:tc>
+        <w:tc>
+          <w:tcPr>
+            <w:tcW w:type="dxa" w:w="3864"/>
+          </w:tcPr>
+          <w:p>
+            <w:pPr>
+              <w:spacing w:after="0"/>
+              <w:jc w:val="both"/>
+            </w:pPr>
+            <w:r>
+              <w:rPr>
+                <w:rFonts w:ascii="Adani" w:hAnsi="Adani" w:eastAsia="Adani" w:cs="Adani"/>
+                <w:b w:val="0"/>
+                <w:sz w:val="23"/>
+              </w:rPr>
               <w:t>ADANI RENEWABLE ENERGY EIGHTEEN LIMITED</w:t>
             </w:r>
           </w:p>
@@ -671,7 +811,7 @@
                 <w:b w:val="0"/>
                 <w:sz w:val="23"/>
               </w:rPr>
-              <w:t>6</w:t>
+              <w:t>8</w:t>
             </w:r>
           </w:p>
         </w:tc>
@@ -741,7 +881,7 @@
                 <w:b w:val="0"/>
                 <w:sz w:val="23"/>
               </w:rPr>
-              <w:t>7</w:t>
+              <w:t>9</w:t>
             </w:r>
           </w:p>
         </w:tc>
@@ -811,7 +951,77 @@
                 <w:b w:val="0"/>
                 <w:sz w:val="23"/>
               </w:rPr>
-              <w:t>8</w:t>
+              <w:t>10</w:t>
+            </w:r>
+          </w:p>
+        </w:tc>
+        <w:tc>
+          <w:tcPr>
+            <w:tcW w:type="dxa" w:w="3864"/>
+          </w:tcPr>
+          <w:p>
+            <w:pPr>
+              <w:spacing w:after="0"/>
+              <w:jc w:val="both"/>
+            </w:pPr>
+            <w:r>
+              <w:rPr>
+                <w:rFonts w:ascii="Adani" w:hAnsi="Adani" w:eastAsia="Adani" w:cs="Adani"/>
+                <w:b w:val="0"/>
+                <w:sz w:val="23"/>
+              </w:rPr>
+              <w:t>KAMUTHI SOLAR POWER LIMITED</w:t>
+            </w:r>
+          </w:p>
+        </w:tc>
+        <w:tc>
+          <w:tcPr>
+            <w:tcW w:type="dxa" w:w="2610"/>
+          </w:tcPr>
+          <w:p>
+            <w:pPr>
+              <w:spacing w:after="0"/>
+              <w:jc w:val="center"/>
+            </w:pPr>
+            <w:r>
+              <w:rPr>
+                <w:rFonts w:ascii="Adani" w:hAnsi="Adani" w:eastAsia="Adani" w:cs="Adani"/>
+                <w:b w:val="0"/>
+                <w:sz w:val="23"/>
+              </w:rPr>
+              <w:t>10/07/2021</w:t>
+            </w:r>
+          </w:p>
+        </w:tc>
+        <w:tc>
+          <w:tcPr>
+            <w:tcW w:type="dxa" w:w="2250"/>
+          </w:tcPr>
+          <w:p>
+            <w:pPr>
+              <w:spacing w:after="0"/>
+              <w:jc w:val="center"/>
+            </w:pPr>
+          </w:p>
+        </w:tc>
+      </w:tr>
+      <w:tr>
+        <w:tc>
+          <w:tcPr>
+            <w:tcW w:type="dxa" w:w="636"/>
+          </w:tcPr>
+          <w:p>
+            <w:pPr>
+              <w:spacing w:after="0"/>
+              <w:ind w:left="360"/>
+            </w:pPr>
+            <w:r>
+              <w:rPr>
+                <w:rFonts w:ascii="Adani" w:hAnsi="Adani" w:eastAsia="Adani" w:cs="Adani"/>
+                <w:b w:val="0"/>
+                <w:sz w:val="23"/>
+              </w:rPr>
+              <w:t>11</w:t>
             </w:r>
           </w:p>
         </w:tc>
@@ -881,77 +1091,7 @@
                 <w:b w:val="0"/>
                 <w:sz w:val="23"/>
               </w:rPr>
-              <w:t>9</w:t>
-            </w:r>
-          </w:p>
-        </w:tc>
-        <w:tc>
-          <w:tcPr>
-            <w:tcW w:type="dxa" w:w="3864"/>
-          </w:tcPr>
-          <w:p>
-            <w:pPr>
-              <w:spacing w:after="0"/>
-              <w:jc w:val="both"/>
-            </w:pPr>
-            <w:r>
-              <w:rPr>
-                <w:rFonts w:ascii="Adani" w:hAnsi="Adani" w:eastAsia="Adani" w:cs="Adani"/>
-                <w:b w:val="0"/>
-                <w:sz w:val="23"/>
-              </w:rPr>
-              <w:t>KAMUTHI SOLAR POWER LIMITED</w:t>
-            </w:r>
-          </w:p>
-        </w:tc>
-        <w:tc>
-          <w:tcPr>
-            <w:tcW w:type="dxa" w:w="2610"/>
-          </w:tcPr>
-          <w:p>
-            <w:pPr>
-              <w:spacing w:after="0"/>
-              <w:jc w:val="center"/>
-            </w:pPr>
-            <w:r>
-              <w:rPr>
-                <w:rFonts w:ascii="Adani" w:hAnsi="Adani" w:eastAsia="Adani" w:cs="Adani"/>
-                <w:b w:val="0"/>
-                <w:sz w:val="23"/>
-              </w:rPr>
-              <w:t>10/07/2021</w:t>
-            </w:r>
-          </w:p>
-        </w:tc>
-        <w:tc>
-          <w:tcPr>
-            <w:tcW w:type="dxa" w:w="2250"/>
-          </w:tcPr>
-          <w:p>
-            <w:pPr>
-              <w:spacing w:after="0"/>
-              <w:jc w:val="center"/>
-            </w:pPr>
-          </w:p>
-        </w:tc>
-      </w:tr>
-      <w:tr>
-        <w:tc>
-          <w:tcPr>
-            <w:tcW w:type="dxa" w:w="636"/>
-          </w:tcPr>
-          <w:p>
-            <w:pPr>
-              <w:spacing w:after="0"/>
-              <w:ind w:left="360"/>
-            </w:pPr>
-            <w:r>
-              <w:rPr>
-                <w:rFonts w:ascii="Adani" w:hAnsi="Adani" w:eastAsia="Adani" w:cs="Adani"/>
-                <w:b w:val="0"/>
-                <w:sz w:val="23"/>
-              </w:rPr>
-              <w:t>10</w:t>
+              <w:t>12</w:t>
             </w:r>
           </w:p>
         </w:tc>
@@ -1021,7 +1161,7 @@
                 <w:b w:val="0"/>
                 <w:sz w:val="23"/>
               </w:rPr>
-              <w:t>11</w:t>
+              <w:t>13</w:t>
             </w:r>
           </w:p>
         </w:tc>
@@ -1091,7 +1231,7 @@
                 <w:b w:val="0"/>
                 <w:sz w:val="23"/>
               </w:rPr>
-              <w:t>12</w:t>
+              <w:t>14</w:t>
             </w:r>
           </w:p>
         </w:tc>
@@ -1161,7 +1301,7 @@
                 <w:b w:val="0"/>
                 <w:sz w:val="23"/>
               </w:rPr>
-              <w:t>13</w:t>
+              <w:t>15</w:t>
             </w:r>
           </w:p>
         </w:tc>
@@ -1231,7 +1371,7 @@
                 <w:b w:val="0"/>
                 <w:sz w:val="23"/>
               </w:rPr>
-              <w:t>14</w:t>
+              <w:t>16</w:t>
             </w:r>
           </w:p>
         </w:tc>
@@ -1270,6 +1410,76 @@
                 <w:sz w:val="23"/>
               </w:rPr>
               <w:t>07/04/2016</w:t>
+            </w:r>
+          </w:p>
+        </w:tc>
+        <w:tc>
+          <w:tcPr>
+            <w:tcW w:type="dxa" w:w="2250"/>
+          </w:tcPr>
+          <w:p>
+            <w:pPr>
+              <w:spacing w:after="0"/>
+              <w:jc w:val="center"/>
+            </w:pPr>
+          </w:p>
+        </w:tc>
+      </w:tr>
+      <w:tr>
+        <w:tc>
+          <w:tcPr>
+            <w:tcW w:type="dxa" w:w="636"/>
+          </w:tcPr>
+          <w:p>
+            <w:pPr>
+              <w:spacing w:after="0"/>
+              <w:ind w:left="360"/>
+            </w:pPr>
+            <w:r>
+              <w:rPr>
+                <w:rFonts w:ascii="Adani" w:hAnsi="Adani" w:eastAsia="Adani" w:cs="Adani"/>
+                <w:b w:val="0"/>
+                <w:sz w:val="23"/>
+              </w:rPr>
+              <w:t>17</w:t>
+            </w:r>
+          </w:p>
+        </w:tc>
+        <w:tc>
+          <w:tcPr>
+            <w:tcW w:type="dxa" w:w="3864"/>
+          </w:tcPr>
+          <w:p>
+            <w:pPr>
+              <w:spacing w:after="0"/>
+              <w:jc w:val="both"/>
+            </w:pPr>
+            <w:r>
+              <w:rPr>
+                <w:rFonts w:ascii="Adani" w:hAnsi="Adani" w:eastAsia="Adani" w:cs="Adani"/>
+                <w:b w:val="0"/>
+                <w:sz w:val="23"/>
+              </w:rPr>
+              <w:t>MRVA ENERGY SOLUTIONS LLP</w:t>
+            </w:r>
+          </w:p>
+        </w:tc>
+        <w:tc>
+          <w:tcPr>
+            <w:tcW w:type="dxa" w:w="2610"/>
+          </w:tcPr>
+          <w:p>
+            <w:pPr>
+              <w:spacing w:after="0"/>
+              <w:jc w:val="center"/>
+            </w:pPr>
+            <w:r>
+              <w:rPr>
+                <w:rFonts w:ascii="Adani" w:hAnsi="Adani" w:eastAsia="Adani" w:cs="Adani"/>
+                <w:b w:val="0"/>
+                <w:sz w:val="23"/>
+              </w:rPr>
+              <w:t>08/03/2016</w:t>
             </w:r>
           </w:p>
         </w:tc>
@@ -1341,7 +1551,7 @@
         </w:rPr>
         <w:t xml:space="preserve">Name           </w:t>
         <w:tab/>
-        <w:t xml:space="preserve">:  Manish Karna</w:t>
+        <w:t xml:space="preserve">:  MANISH KARNA</w:t>
       </w:r>
     </w:p>
     <w:p>
@@ -1385,7 +1595,7 @@
           <w:b w:val="0"/>
           <w:sz w:val="23"/>
         </w:rPr>
-        <w:t xml:space="preserve">Date: 07th May, 2026</w:t>
+        <w:t xml:space="preserve">Date: 15th May, 2026</w:t>
         <w:tab/>
       </w:r>
     </w:p>
